--- a/dist/TwinRain Document Processor/_internal/Documents/Cover Letters/Wilson/4. Undertaking - Labour.docx
+++ b/dist/TwinRain Document Processor/_internal/Documents/Cover Letters/Wilson/4. Undertaking - Labour.docx
@@ -138,8 +138,21 @@
           <w:color w:val="000000"/>
           <w:szCs w:val="24"/>
         </w:rPr>
-        <w:t>Written Undertaking: Labour</w:t>
-      </w:r>
+        <w:t xml:space="preserve">Written Undertaking: </w:t>
+      </w:r>
+      <w:proofErr w:type="spellStart"/>
+      <w:r>
+        <w:rPr>
+          <w:rFonts w:ascii="Calibri" w:hAnsi="Calibri" w:cs="Calibri"/>
+          <w:b/>
+          <w:bCs/>
+          <w:iCs/>
+          <w:color w:val="000000"/>
+          <w:szCs w:val="24"/>
+        </w:rPr>
+        <w:t>Labour</w:t>
+      </w:r>
+      <w:proofErr w:type="spellEnd"/>
     </w:p>
     <w:p>
       <w:pPr>
@@ -336,13 +349,23 @@
           <w:lang w:val="en-GB"/>
         </w:rPr>
       </w:pPr>
-      <w:r>
-        <w:rPr>
-          <w:rFonts w:eastAsia="Times New Roman" w:cstheme="minorHAnsi"/>
-          <w:sz w:val="24"/>
-          <w:szCs w:val="24"/>
-        </w:rPr>
-        <w:t xml:space="preserve">Twinrain IT Solutions (PTY) Ltd is dedicated </w:t>
+      <w:proofErr w:type="spellStart"/>
+      <w:r>
+        <w:rPr>
+          <w:rFonts w:eastAsia="Times New Roman" w:cstheme="minorHAnsi"/>
+          <w:sz w:val="24"/>
+          <w:szCs w:val="24"/>
+        </w:rPr>
+        <w:t>Twinrain</w:t>
+      </w:r>
+      <w:proofErr w:type="spellEnd"/>
+      <w:r>
+        <w:rPr>
+          <w:rFonts w:eastAsia="Times New Roman" w:cstheme="minorHAnsi"/>
+          <w:sz w:val="24"/>
+          <w:szCs w:val="24"/>
+        </w:rPr>
+        <w:t xml:space="preserve"> IT Solutions (PTY) Ltd is dedicated </w:t>
       </w:r>
       <w:r>
         <w:rPr>
@@ -576,36 +599,31 @@
           <w:sz w:val="24"/>
           <w:szCs w:val="24"/>
         </w:rPr>
-        <w:t>For Twinrain Technologies Solutions (PTY) Ltd</w:t>
-      </w:r>
-    </w:p>
-    <w:p>
-      <w:pPr>
-        <w:autoSpaceDE w:val="0"/>
-        <w:autoSpaceDN w:val="0"/>
-        <w:rPr>
-          <w:rFonts w:eastAsia="Times New Roman" w:cstheme="minorHAnsi"/>
-          <w:sz w:val="24"/>
-          <w:szCs w:val="24"/>
-          <w:lang w:val="en-GB"/>
-        </w:rPr>
-      </w:pPr>
-    </w:p>
-    <w:p>
-      <w:pPr>
-        <w:pStyle w:val="BankNormal"/>
-        <w:tabs>
-          <w:tab w:val="left" w:pos="270"/>
-        </w:tabs>
-        <w:spacing w:after="0"/>
-        <w:rPr>
-          <w:rFonts w:asciiTheme="minorHAnsi" w:hAnsiTheme="minorHAnsi" w:cstheme="minorHAnsi"/>
-          <w:sz w:val="28"/>
-          <w:szCs w:val="28"/>
-        </w:rPr>
-      </w:pPr>
-    </w:p>
-    <w:p/>
+        <w:t xml:space="preserve">For </w:t>
+      </w:r>
+      <w:proofErr w:type="spellStart"/>
+      <w:r>
+        <w:rPr>
+          <w:rFonts w:ascii="Calibri" w:eastAsia="Calibri" w:hAnsi="Calibri" w:cs="Calibri"/>
+          <w:b/>
+          <w:bCs/>
+          <w:sz w:val="24"/>
+          <w:szCs w:val="24"/>
+        </w:rPr>
+        <w:t>Twinrain</w:t>
+      </w:r>
+      <w:proofErr w:type="spellEnd"/>
+      <w:r>
+        <w:rPr>
+          <w:rFonts w:ascii="Calibri" w:eastAsia="Calibri" w:hAnsi="Calibri" w:cs="Calibri"/>
+          <w:b/>
+          <w:bCs/>
+          <w:sz w:val="24"/>
+          <w:szCs w:val="24"/>
+        </w:rPr>
+        <w:t xml:space="preserve"> Technologies Solutions (PTY) Ltd</w:t>
+      </w:r>
+    </w:p>
     <w:sectPr>
       <w:headerReference w:type="even" r:id="rId8"/>
       <w:headerReference w:type="default" r:id="rId9"/>
@@ -683,7 +701,29 @@
         <w:szCs w:val="14"/>
         <w:shd w:val="clear" w:color="auto" w:fill="FFFFFF"/>
       </w:rPr>
-      <w:t>Directors: S. Kakehongo (Director) N. Shikongo (Director)</w:t>
+      <w:t xml:space="preserve">Directors: S. </w:t>
+    </w:r>
+    <w:proofErr w:type="spellStart"/>
+    <w:r>
+      <w:rPr>
+        <w:rFonts w:ascii="Arial" w:hAnsi="Arial" w:cs="Arial"/>
+        <w:color w:val="002060"/>
+        <w:sz w:val="14"/>
+        <w:szCs w:val="14"/>
+        <w:shd w:val="clear" w:color="auto" w:fill="FFFFFF"/>
+      </w:rPr>
+      <w:t>Kakehongo</w:t>
+    </w:r>
+    <w:proofErr w:type="spellEnd"/>
+    <w:r>
+      <w:rPr>
+        <w:rFonts w:ascii="Arial" w:hAnsi="Arial" w:cs="Arial"/>
+        <w:color w:val="002060"/>
+        <w:sz w:val="14"/>
+        <w:szCs w:val="14"/>
+        <w:shd w:val="clear" w:color="auto" w:fill="FFFFFF"/>
+      </w:rPr>
+      <w:t xml:space="preserve"> (Director) N. Shikongo (Director)</w:t>
     </w:r>
   </w:p>
 </w:ftr>
